--- a/ドキュメント/2026_ギフト.docx
+++ b/ドキュメント/2026_ギフト.docx
@@ -405,7 +405,7 @@
           <w:p>
             <w:pPr>
               <w:rPr>
-                <w:rFonts w:ascii="ＤＦ平成明朝体W7" w:eastAsia="ＤＦ平成明朝体W7" w:hint="eastAsia"/>
+                <w:rFonts w:ascii="ＤＦ平成明朝体W7" w:eastAsia="ＤＦ平成明朝体W7"/>
                 <w:b/>
                 <w:sz w:val="32"/>
               </w:rPr>
@@ -473,7 +473,7 @@
           <w:p>
             <w:pPr>
               <w:rPr>
-                <w:rFonts w:ascii="ＤＦ平成明朝体W7" w:eastAsia="ＤＦ平成明朝体W7" w:hint="eastAsia"/>
+                <w:rFonts w:ascii="ＤＦ平成明朝体W7" w:eastAsia="ＤＦ平成明朝体W7"/>
                 <w:b/>
                 <w:sz w:val="32"/>
               </w:rPr>
@@ -528,7 +528,7 @@
           <w:p>
             <w:pPr>
               <w:rPr>
-                <w:rFonts w:ascii="ＤＦ平成明朝体W7" w:eastAsia="ＤＦ平成明朝体W7" w:hint="eastAsia"/>
+                <w:rFonts w:ascii="ＤＦ平成明朝体W7" w:eastAsia="ＤＦ平成明朝体W7"/>
                 <w:b/>
                 <w:sz w:val="32"/>
               </w:rPr>
@@ -837,7 +837,7 @@
           <w:p>
             <w:pPr>
               <w:rPr>
-                <w:rFonts w:ascii="ＤＦ平成明朝体W7" w:eastAsia="ＤＦ平成明朝体W7" w:hint="eastAsia"/>
+                <w:rFonts w:ascii="ＤＦ平成明朝体W7" w:eastAsia="ＤＦ平成明朝体W7"/>
                 <w:b/>
                 <w:sz w:val="32"/>
               </w:rPr>
@@ -938,7 +938,7 @@
           <w:p>
             <w:pPr>
               <w:rPr>
-                <w:rFonts w:ascii="ＤＦ平成明朝体W7" w:eastAsia="ＤＦ平成明朝体W7" w:hint="eastAsia"/>
+                <w:rFonts w:ascii="ＤＦ平成明朝体W7" w:eastAsia="ＤＦ平成明朝体W7"/>
                 <w:b/>
                 <w:sz w:val="32"/>
               </w:rPr>
@@ -1040,7 +1040,7 @@
           <w:p>
             <w:pPr>
               <w:rPr>
-                <w:rFonts w:ascii="ＤＦ平成明朝体W7" w:eastAsia="ＤＦ平成明朝体W7" w:hint="eastAsia"/>
+                <w:rFonts w:ascii="ＤＦ平成明朝体W7" w:eastAsia="ＤＦ平成明朝体W7"/>
                 <w:b/>
                 <w:sz w:val="28"/>
               </w:rPr>
@@ -1313,6 +1313,22 @@
                 <w:sz w:val="28"/>
               </w:rPr>
             </w:pPr>
+            <w:r>
+              <w:rPr>
+                <w:rFonts w:ascii="ＤＦ平成明朝体W7" w:eastAsia="ＤＦ平成明朝体W7" w:hint="eastAsia"/>
+                <w:b/>
+                <w:sz w:val="28"/>
+              </w:rPr>
+              <w:t>プレゼントを届けたその先は</w:t>
+            </w:r>
+            <w:r>
+              <w:rPr>
+                <w:rFonts w:ascii="ＤＦ平成明朝体W7" w:eastAsia="ＤＦ平成明朝体W7"/>
+                <w:b/>
+                <w:sz w:val="28"/>
+              </w:rPr>
+              <w:t>…</w:t>
+            </w:r>
           </w:p>
         </w:tc>
       </w:tr>
@@ -1357,7 +1373,7 @@
           <w:p>
             <w:pPr>
               <w:rPr>
-                <w:rFonts w:ascii="ＤＦ平成明朝体W7" w:eastAsia="ＤＦ平成明朝体W7" w:hint="eastAsia"/>
+                <w:rFonts w:ascii="ＤＦ平成明朝体W7" w:eastAsia="ＤＦ平成明朝体W7"/>
                 <w:b/>
                 <w:sz w:val="28"/>
               </w:rPr>
@@ -1382,7 +1398,7 @@
           <w:p>
             <w:pPr>
               <w:rPr>
-                <w:rFonts w:ascii="ＤＦ平成明朝体W7" w:eastAsia="ＤＦ平成明朝体W7" w:hint="eastAsia"/>
+                <w:rFonts w:ascii="ＤＦ平成明朝体W7" w:eastAsia="ＤＦ平成明朝体W7"/>
                 <w:b/>
                 <w:sz w:val="28"/>
               </w:rPr>
@@ -1533,7 +1549,7 @@
             <w:pPr>
               <w:jc w:val="left"/>
               <w:rPr>
-                <w:rFonts w:ascii="ＤＦ平成明朝体W7" w:eastAsia="ＤＦ平成明朝体W7" w:hint="eastAsia"/>
+                <w:rFonts w:ascii="ＤＦ平成明朝体W7" w:eastAsia="ＤＦ平成明朝体W7"/>
                 <w:b/>
               </w:rPr>
             </w:pPr>
@@ -1542,7 +1558,7 @@
             <w:pPr>
               <w:jc w:val="left"/>
               <w:rPr>
-                <w:rFonts w:ascii="ＤＦ平成明朝体W7" w:eastAsia="ＤＦ平成明朝体W7" w:hint="eastAsia"/>
+                <w:rFonts w:ascii="ＤＦ平成明朝体W7" w:eastAsia="ＤＦ平成明朝体W7"/>
                 <w:b/>
               </w:rPr>
             </w:pPr>
@@ -1599,7 +1615,7 @@
           <w:p>
             <w:pPr>
               <w:rPr>
-                <w:rFonts w:ascii="ＤＦ平成明朝体W7" w:eastAsia="ＤＦ平成明朝体W7" w:hint="eastAsia"/>
+                <w:rFonts w:ascii="ＤＦ平成明朝体W7" w:eastAsia="ＤＦ平成明朝体W7"/>
                 <w:b/>
               </w:rPr>
             </w:pPr>
@@ -1733,7 +1749,7 @@
           <w:p>
             <w:pPr>
               <w:rPr>
-                <w:rFonts w:ascii="ＤＦ平成明朝体W7" w:eastAsia="ＤＦ平成明朝体W7" w:hint="eastAsia"/>
+                <w:rFonts w:ascii="ＤＦ平成明朝体W7" w:eastAsia="ＤＦ平成明朝体W7"/>
                 <w:b/>
                 <w:sz w:val="28"/>
               </w:rPr>
@@ -1871,20 +1887,19 @@
               </w:numPr>
               <w:ind w:leftChars="0"/>
               <w:rPr>
-                <w:rFonts w:ascii="ＤＦ平成明朝体W7" w:eastAsia="ＤＦ平成明朝体W7"/>
-                <w:b/>
-                <w:sz w:val="28"/>
-              </w:rPr>
-            </w:pPr>
-          </w:p>
-          <w:p>
-            <w:pPr>
-              <w:rPr>
-                <w:rFonts w:ascii="ＤＦ平成明朝体W7" w:eastAsia="ＤＦ平成明朝体W7" w:hint="eastAsia"/>
-                <w:b/>
-                <w:sz w:val="28"/>
-              </w:rPr>
-            </w:pPr>
+                <w:rFonts w:ascii="ＤＦ平成明朝体W7" w:eastAsia="ＤＦ平成明朝体W7" w:hint="eastAsia"/>
+                <w:b/>
+                <w:sz w:val="28"/>
+              </w:rPr>
+            </w:pPr>
+            <w:r>
+              <w:rPr>
+                <w:rFonts w:ascii="ＤＦ平成明朝体W7" w:eastAsia="ＤＦ平成明朝体W7" w:hint="eastAsia"/>
+                <w:b/>
+                <w:sz w:val="28"/>
+              </w:rPr>
+              <w:t>ストーリーが進むごとに明かされる真実</w:t>
+            </w:r>
           </w:p>
         </w:tc>
       </w:tr>
@@ -1902,20 +1917,19 @@
               </w:numPr>
               <w:ind w:leftChars="0"/>
               <w:rPr>
-                <w:rFonts w:ascii="ＤＦ平成明朝体W7" w:eastAsia="ＤＦ平成明朝体W7"/>
-                <w:b/>
-                <w:sz w:val="28"/>
-              </w:rPr>
-            </w:pPr>
-          </w:p>
-          <w:p>
-            <w:pPr>
-              <w:rPr>
-                <w:rFonts w:ascii="ＤＦ平成明朝体W7" w:eastAsia="ＤＦ平成明朝体W7"/>
-                <w:b/>
-                <w:sz w:val="28"/>
-              </w:rPr>
-            </w:pPr>
+                <w:rFonts w:ascii="ＤＦ平成明朝体W7" w:eastAsia="ＤＦ平成明朝体W7" w:hint="eastAsia"/>
+                <w:b/>
+                <w:sz w:val="28"/>
+              </w:rPr>
+            </w:pPr>
+            <w:r>
+              <w:rPr>
+                <w:rFonts w:ascii="ＤＦ平成明朝体W7" w:eastAsia="ＤＦ平成明朝体W7" w:hint="eastAsia"/>
+                <w:b/>
+                <w:sz w:val="28"/>
+              </w:rPr>
+              <w:t>様々なギミック</w:t>
+            </w:r>
           </w:p>
         </w:tc>
       </w:tr>
@@ -1962,18 +1976,17 @@
           <w:p>
             <w:pPr>
               <w:rPr>
-                <w:rFonts w:ascii="ＤＦ平成明朝体W7" w:eastAsia="ＤＦ平成明朝体W7" w:hint="eastAsia"/>
-                <w:b/>
-                <w:sz w:val="28"/>
-              </w:rPr>
-            </w:pPr>
-            <w:r>
-              <w:rPr>
-                <w:rFonts w:ascii="ＤＦ平成明朝体W7" w:eastAsia="ＤＦ平成明朝体W7" w:hint="eastAsia"/>
-                <w:b/>
-                <w:sz w:val="28"/>
-              </w:rPr>
-              <w:lastRenderedPageBreak/>
+                <w:rFonts w:ascii="ＤＦ平成明朝体W7" w:eastAsia="ＤＦ平成明朝体W7"/>
+                <w:b/>
+                <w:sz w:val="28"/>
+              </w:rPr>
+            </w:pPr>
+            <w:r>
+              <w:rPr>
+                <w:rFonts w:ascii="ＤＦ平成明朝体W7" w:eastAsia="ＤＦ平成明朝体W7" w:hint="eastAsia"/>
+                <w:b/>
+                <w:sz w:val="28"/>
+              </w:rPr>
               <w:t>一人で</w:t>
             </w:r>
             <w:r>
@@ -2036,6 +2049,7 @@
                 <w:b/>
                 <w:sz w:val="28"/>
               </w:rPr>
+              <w:lastRenderedPageBreak/>
               <w:t>１回</w:t>
             </w:r>
           </w:p>
@@ -2322,7 +2336,7 @@
           <w:p>
             <w:pPr>
               <w:rPr>
-                <w:rFonts w:ascii="ＤＦ平成明朝体W7" w:eastAsia="ＤＦ平成明朝体W7" w:hint="eastAsia"/>
+                <w:rFonts w:ascii="ＤＦ平成明朝体W7" w:eastAsia="ＤＦ平成明朝体W7"/>
                 <w:b/>
                 <w:sz w:val="28"/>
               </w:rPr>
@@ -2339,26 +2353,34 @@
           <w:p>
             <w:pPr>
               <w:rPr>
-                <w:rFonts w:ascii="ＤＦ平成明朝体W7" w:eastAsia="ＤＦ平成明朝体W7" w:hint="eastAsia"/>
-                <w:b/>
-                <w:sz w:val="28"/>
-              </w:rPr>
-            </w:pPr>
-            <w:r>
-              <w:rPr>
-                <w:rFonts w:ascii="ＤＦ平成明朝体W7" w:eastAsia="ＤＦ平成明朝体W7" w:hint="eastAsia"/>
-                <w:b/>
-                <w:sz w:val="28"/>
-              </w:rPr>
-              <w:t>すべて</w:t>
-            </w:r>
-            <w:r>
-              <w:rPr>
-                <w:rFonts w:ascii="ＤＦ平成明朝体W7" w:eastAsia="ＤＦ平成明朝体W7" w:hint="eastAsia"/>
-                <w:b/>
-                <w:sz w:val="28"/>
-              </w:rPr>
-              <w:t>のアイテム入手</w:t>
+                <w:rFonts w:ascii="ＤＦ平成明朝体W7" w:eastAsia="ＤＦ平成明朝体W7"/>
+                <w:b/>
+                <w:sz w:val="28"/>
+              </w:rPr>
+            </w:pPr>
+            <w:r>
+              <w:rPr>
+                <w:rFonts w:ascii="ＤＦ平成明朝体W7" w:eastAsia="ＤＦ平成明朝体W7" w:hint="eastAsia"/>
+                <w:b/>
+                <w:sz w:val="28"/>
+              </w:rPr>
+              <w:t>アイテム</w:t>
+            </w:r>
+            <w:r>
+              <w:rPr>
+                <w:rFonts w:ascii="ＤＦ平成明朝体W7" w:eastAsia="ＤＦ平成明朝体W7" w:hint="eastAsia"/>
+                <w:b/>
+                <w:sz w:val="28"/>
+              </w:rPr>
+              <w:t>の</w:t>
+            </w:r>
+            <w:r>
+              <w:rPr>
+                <w:rFonts w:ascii="ＤＦ平成明朝体W7" w:eastAsia="ＤＦ平成明朝体W7" w:hint="eastAsia"/>
+                <w:b/>
+                <w:sz w:val="28"/>
+              </w:rPr>
+              <w:t>入手</w:t>
             </w:r>
           </w:p>
           <w:p>
@@ -2407,7 +2429,7 @@
           <w:p>
             <w:pPr>
               <w:rPr>
-                <w:rFonts w:ascii="ＤＦ平成明朝体W7" w:eastAsia="ＤＦ平成明朝体W7" w:hint="eastAsia"/>
+                <w:rFonts w:ascii="ＤＦ平成明朝体W7" w:eastAsia="ＤＦ平成明朝体W7"/>
                 <w:b/>
                 <w:sz w:val="28"/>
               </w:rPr>
@@ -2546,7 +2568,6 @@
                 <w:b/>
                 <w:sz w:val="28"/>
               </w:rPr>
-              <w:lastRenderedPageBreak/>
               <w:t>すべてのアイテムを入手する(全ステージクリア)</w:t>
             </w:r>
           </w:p>
@@ -5228,12 +5249,7 @@
 </file>
 
 <file path=customXml/item2.xml><?xml version="1.0" encoding="utf-8"?>
-<?mso-contentType ?>
-<FormTemplates xmlns="http://schemas.microsoft.com/sharepoint/v3/contenttype/forms">
-  <Display>DocumentLibraryForm</Display>
-  <Edit>DocumentLibraryForm</Edit>
-  <New>DocumentLibraryForm</New>
-</FormTemplates>
+<b:Sources xmlns:b="http://schemas.openxmlformats.org/officeDocument/2006/bibliography" xmlns="http://schemas.openxmlformats.org/officeDocument/2006/bibliography" SelectedStyle="\APA.XSL" StyleName="APA"/>
 </file>
 
 <file path=customXml/item3.xml><?xml version="1.0" encoding="utf-8"?>
@@ -5248,7 +5264,12 @@
 </file>
 
 <file path=customXml/item4.xml><?xml version="1.0" encoding="utf-8"?>
-<b:Sources xmlns:b="http://schemas.openxmlformats.org/officeDocument/2006/bibliography" xmlns="http://schemas.openxmlformats.org/officeDocument/2006/bibliography" SelectedStyle="\APA.XSL" StyleName="APA"/>
+<?mso-contentType ?>
+<FormTemplates xmlns="http://schemas.microsoft.com/sharepoint/v3/contenttype/forms">
+  <Display>DocumentLibraryForm</Display>
+  <Edit>DocumentLibraryForm</Edit>
+  <New>DocumentLibraryForm</New>
+</FormTemplates>
 </file>
 
 <file path=customXml/itemProps1.xml><?xml version="1.0" encoding="utf-8"?>
@@ -5271,9 +5292,9 @@
 </file>
 
 <file path=customXml/itemProps2.xml><?xml version="1.0" encoding="utf-8"?>
-<ds:datastoreItem xmlns:ds="http://schemas.openxmlformats.org/officeDocument/2006/customXml" ds:itemID="{33F83907-CC2F-4A84-AA0F-7DAF9CC8AA7E}">
+<ds:datastoreItem xmlns:ds="http://schemas.openxmlformats.org/officeDocument/2006/customXml" ds:itemID="{AC8122A9-DBDA-47CC-900D-1F90FCB0810B}">
   <ds:schemaRefs>
-    <ds:schemaRef ds:uri="http://schemas.microsoft.com/sharepoint/v3/contenttype/forms"/>
+    <ds:schemaRef ds:uri="http://schemas.openxmlformats.org/officeDocument/2006/bibliography"/>
   </ds:schemaRefs>
 </ds:datastoreItem>
 </file>
@@ -5290,9 +5311,9 @@
 </file>
 
 <file path=customXml/itemProps4.xml><?xml version="1.0" encoding="utf-8"?>
-<ds:datastoreItem xmlns:ds="http://schemas.openxmlformats.org/officeDocument/2006/customXml" ds:itemID="{AC8122A9-DBDA-47CC-900D-1F90FCB0810B}">
+<ds:datastoreItem xmlns:ds="http://schemas.openxmlformats.org/officeDocument/2006/customXml" ds:itemID="{33F83907-CC2F-4A84-AA0F-7DAF9CC8AA7E}">
   <ds:schemaRefs>
-    <ds:schemaRef ds:uri="http://schemas.openxmlformats.org/officeDocument/2006/bibliography"/>
+    <ds:schemaRef ds:uri="http://schemas.microsoft.com/sharepoint/v3/contenttype/forms"/>
   </ds:schemaRefs>
 </ds:datastoreItem>
 </file>